--- a/docs/周报/项目周报_2026年8月第3周.docx
+++ b/docs/周报/项目周报_2026年8月第3周.docx
@@ -114,7 +114,7 @@
           <w:rFonts w:hint="eastAsia"/>
           <w:lang w:val="en-US" w:eastAsia="zh-CN"/>
         </w:rPr>
-        <w:t>通过一行命令启动整个前后端，增加效率和解决前后端无法衔接问题。</w:t>
+        <w:t>通过一行命令启动整个前后端，提高启动便捷性和解决前后端无法衔接问题。</w:t>
       </w:r>
     </w:p>
     <w:p>
@@ -178,7 +178,23 @@
         <w:spacing w:after="40" w:line="276" w:lineRule="auto"/>
       </w:pPr>
       <w:r>
-        <w:t>RAG 补参证据修复：当检索到的照明参数与任务书现有值相同时，也记录证据来源（lighting_parameter_sources），保证参数可追溯到出处；新增回归测试覆盖参数持久化与溯源、不覆盖手工确认值、同值也记录来源，以及提示词、后追问用户。</w:t>
+        <w:rPr>
+          <w:rFonts w:hint="eastAsia"/>
+          <w:lang w:val="en-US" w:eastAsia="zh-CN"/>
+        </w:rPr>
+        <w:t>增添RAG全局资料入库和项目级入库分离功能，修复RAG录入时默认为全局资料入库。</w:t>
+      </w:r>
+    </w:p>
+    <w:p>
+      <w:pPr>
+        <w:numPr>
+          <w:ilvl w:val="0"/>
+          <w:numId w:val="1"/>
+        </w:numPr>
+        <w:spacing w:after="40" w:line="276" w:lineRule="auto"/>
+      </w:pPr>
+      <w:r>
+        <w:t>RAG 补参证据修复：当检索到的照明参数与任务书现有值相同时，也记录证据来源，保证参数可追溯到出处；新增回归测试覆盖参数持久化与溯源、不覆盖手工确认值、同值也记录来源，以及提示词、后追问用户。</w:t>
       </w:r>
     </w:p>
     <w:p>
@@ -259,6 +275,7 @@
         </w:trPr>
         <w:tc>
           <w:tcPr>
+            <w:tcW w:w="0" w:type="auto"/>
             <w:shd w:val="clear" w:color="auto" w:fill="1F4E79"/>
           </w:tcPr>
           <w:p>
@@ -274,6 +291,7 @@
         </w:tc>
         <w:tc>
           <w:tcPr>
+            <w:tcW w:w="0" w:type="auto"/>
             <w:shd w:val="clear" w:color="auto" w:fill="1F4E79"/>
           </w:tcPr>
           <w:p>
@@ -306,6 +324,9 @@
           </w:tblCellMar>
         </w:tblPrEx>
         <w:tc>
+          <w:tcPr>
+            <w:tcW w:w="0" w:type="auto"/>
+          </w:tcPr>
           <w:p>
             <w:r>
               <w:rPr>
@@ -316,6 +337,9 @@
           </w:p>
         </w:tc>
         <w:tc>
+          <w:tcPr>
+            <w:tcW w:w="0" w:type="auto"/>
+          </w:tcPr>
           <w:p>
             <w:r>
               <w:rPr>
@@ -344,6 +368,9 @@
           </w:tblCellMar>
         </w:tblPrEx>
         <w:tc>
+          <w:tcPr>
+            <w:tcW w:w="0" w:type="auto"/>
+          </w:tcPr>
           <w:p>
             <w:r>
               <w:rPr>
@@ -354,6 +381,9 @@
           </w:p>
         </w:tc>
         <w:tc>
+          <w:tcPr>
+            <w:tcW w:w="0" w:type="auto"/>
+          </w:tcPr>
           <w:p>
             <w:r>
               <w:rPr>
@@ -382,6 +412,9 @@
           </w:tblCellMar>
         </w:tblPrEx>
         <w:tc>
+          <w:tcPr>
+            <w:tcW w:w="0" w:type="auto"/>
+          </w:tcPr>
           <w:p>
             <w:r>
               <w:rPr>
@@ -392,6 +425,9 @@
           </w:p>
         </w:tc>
         <w:tc>
+          <w:tcPr>
+            <w:tcW w:w="0" w:type="auto"/>
+          </w:tcPr>
           <w:p>
             <w:r>
               <w:rPr>
@@ -420,6 +456,9 @@
           </w:tblCellMar>
         </w:tblPrEx>
         <w:tc>
+          <w:tcPr>
+            <w:tcW w:w="0" w:type="auto"/>
+          </w:tcPr>
           <w:p>
             <w:r>
               <w:rPr>
@@ -430,6 +469,9 @@
           </w:p>
         </w:tc>
         <w:tc>
+          <w:tcPr>
+            <w:tcW w:w="0" w:type="auto"/>
+          </w:tcPr>
           <w:p>
             <w:r>
               <w:rPr>
@@ -458,6 +500,9 @@
           </w:tblCellMar>
         </w:tblPrEx>
         <w:tc>
+          <w:tcPr>
+            <w:tcW w:w="0" w:type="auto"/>
+          </w:tcPr>
           <w:p>
             <w:r>
               <w:rPr>
@@ -468,6 +513,9 @@
           </w:p>
         </w:tc>
         <w:tc>
+          <w:tcPr>
+            <w:tcW w:w="0" w:type="auto"/>
+          </w:tcPr>
           <w:p>
             <w:r>
               <w:rPr>
@@ -496,6 +544,9 @@
           </w:tblCellMar>
         </w:tblPrEx>
         <w:tc>
+          <w:tcPr>
+            <w:tcW w:w="0" w:type="auto"/>
+          </w:tcPr>
           <w:p>
             <w:r>
               <w:rPr>
@@ -506,6 +557,9 @@
           </w:p>
         </w:tc>
         <w:tc>
+          <w:tcPr>
+            <w:tcW w:w="0" w:type="auto"/>
+          </w:tcPr>
           <w:p>
             <w:r>
               <w:rPr>
@@ -534,6 +588,9 @@
           </w:tblCellMar>
         </w:tblPrEx>
         <w:tc>
+          <w:tcPr>
+            <w:tcW w:w="0" w:type="auto"/>
+          </w:tcPr>
           <w:p>
             <w:r>
               <w:rPr>
@@ -544,6 +601,9 @@
           </w:p>
         </w:tc>
         <w:tc>
+          <w:tcPr>
+            <w:tcW w:w="0" w:type="auto"/>
+          </w:tcPr>
           <w:p>
             <w:r>
               <w:rPr>
@@ -572,6 +632,9 @@
           </w:tblCellMar>
         </w:tblPrEx>
         <w:tc>
+          <w:tcPr>
+            <w:tcW w:w="0" w:type="auto"/>
+          </w:tcPr>
           <w:p>
             <w:r>
               <w:rPr>
@@ -582,6 +645,9 @@
           </w:p>
         </w:tc>
         <w:tc>
+          <w:tcPr>
+            <w:tcW w:w="0" w:type="auto"/>
+          </w:tcPr>
           <w:p>
             <w:r>
               <w:rPr>
@@ -610,6 +676,9 @@
           </w:tblCellMar>
         </w:tblPrEx>
         <w:tc>
+          <w:tcPr>
+            <w:tcW w:w="0" w:type="auto"/>
+          </w:tcPr>
           <w:p>
             <w:r>
               <w:rPr>
@@ -620,6 +689,9 @@
           </w:p>
         </w:tc>
         <w:tc>
+          <w:tcPr>
+            <w:tcW w:w="0" w:type="auto"/>
+          </w:tcPr>
           <w:p>
             <w:r>
               <w:rPr>
@@ -648,6 +720,9 @@
           </w:tblCellMar>
         </w:tblPrEx>
         <w:tc>
+          <w:tcPr>
+            <w:tcW w:w="0" w:type="auto"/>
+          </w:tcPr>
           <w:p>
             <w:r>
               <w:rPr>
@@ -658,6 +733,9 @@
           </w:p>
         </w:tc>
         <w:tc>
+          <w:tcPr>
+            <w:tcW w:w="0" w:type="auto"/>
+          </w:tcPr>
           <w:p>
             <w:r>
               <w:rPr>
@@ -686,6 +764,9 @@
           </w:tblCellMar>
         </w:tblPrEx>
         <w:tc>
+          <w:tcPr>
+            <w:tcW w:w="0" w:type="auto"/>
+          </w:tcPr>
           <w:p>
             <w:r>
               <w:rPr>
@@ -696,6 +777,9 @@
           </w:p>
         </w:tc>
         <w:tc>
+          <w:tcPr>
+            <w:tcW w:w="0" w:type="auto"/>
+          </w:tcPr>
           <w:p>
             <w:r>
               <w:rPr>
@@ -724,6 +808,9 @@
           </w:tblCellMar>
         </w:tblPrEx>
         <w:tc>
+          <w:tcPr>
+            <w:tcW w:w="0" w:type="auto"/>
+          </w:tcPr>
           <w:p>
             <w:r>
               <w:rPr>
@@ -734,6 +821,9 @@
           </w:p>
         </w:tc>
         <w:tc>
+          <w:tcPr>
+            <w:tcW w:w="0" w:type="auto"/>
+          </w:tcPr>
           <w:p>
             <w:r>
               <w:rPr>
@@ -764,24 +854,21 @@
       </w:pPr>
       <w:r>
         <w:drawing>
-          <wp:inline distT="0" distB="0" distL="114300" distR="114300">
+          <wp:inline distT="0" distB="0" distL="0" distR="0">
             <wp:extent cx="5267960" cy="2546350"/>
             <wp:effectExtent l="0" t="0" r="5080" b="13970"/>
-            <wp:docPr id="5" name="图片 3"/>
-            <wp:cNvGraphicFramePr>
-              <a:graphicFrameLocks xmlns:a="http://schemas.openxmlformats.org/drawingml/2006/main" noChangeAspect="1"/>
-            </wp:cNvGraphicFramePr>
+            <wp:docPr id="1026" name="图片 3"/>
+            <wp:cNvGraphicFramePr/>
             <a:graphic xmlns:a="http://schemas.openxmlformats.org/drawingml/2006/main">
               <a:graphicData uri="http://schemas.openxmlformats.org/drawingml/2006/picture">
                 <pic:pic xmlns:pic="http://schemas.openxmlformats.org/drawingml/2006/picture">
                   <pic:nvPicPr>
-                    <pic:cNvPr id="5" name="图片 3"/>
-                    <pic:cNvPicPr>
-                      <a:picLocks noChangeAspect="1"/>
-                    </pic:cNvPicPr>
+                    <pic:cNvPr id="1026" name="图片 3"/>
+                    <pic:cNvPicPr/>
                   </pic:nvPicPr>
                   <pic:blipFill>
-                    <a:blip r:embed="rId7"/>
+                    <a:blip r:embed="rId7" cstate="print"/>
+                    <a:srcRect/>
                     <a:stretch>
                       <a:fillRect/>
                     </a:stretch>
@@ -790,6 +877,133 @@
                     <a:xfrm>
                       <a:off x="0" y="0"/>
                       <a:ext cx="5267960" cy="2546350"/>
+                    </a:xfrm>
+                    <a:prstGeom prst="rect">
+                      <a:avLst/>
+                    </a:prstGeom>
+                    <a:ln>
+                      <a:noFill/>
+                    </a:ln>
+                  </pic:spPr>
+                </pic:pic>
+              </a:graphicData>
+            </a:graphic>
+          </wp:inline>
+        </w:drawing>
+      </w:r>
+    </w:p>
+    <w:p>
+      <w:pPr>
+        <w:spacing w:after="200"/>
+        <w:jc w:val="center"/>
+      </w:pPr>
+      <w:r>
+        <w:rPr>
+          <w:color w:val="595959"/>
+          <w:sz w:val="18"/>
+        </w:rPr>
+        <w:t>图1 项目概览：设计链路、设计状态与待确认事项一屏展示</w:t>
+      </w:r>
+    </w:p>
+    <w:p>
+      <w:pPr>
+        <w:spacing w:after="40"/>
+        <w:jc w:val="center"/>
+      </w:pPr>
+      <w:r>
+        <w:drawing>
+          <wp:inline distT="0" distB="0" distL="0" distR="0">
+            <wp:extent cx="5266055" cy="2559685"/>
+            <wp:effectExtent l="0" t="0" r="6985" b="635"/>
+            <wp:docPr id="1027" name="图片 2"/>
+            <wp:cNvGraphicFramePr/>
+            <a:graphic xmlns:a="http://schemas.openxmlformats.org/drawingml/2006/main">
+              <a:graphicData uri="http://schemas.openxmlformats.org/drawingml/2006/picture">
+                <pic:pic xmlns:pic="http://schemas.openxmlformats.org/drawingml/2006/picture">
+                  <pic:nvPicPr>
+                    <pic:cNvPr id="1027" name="图片 2"/>
+                    <pic:cNvPicPr/>
+                  </pic:nvPicPr>
+                  <pic:blipFill>
+                    <a:blip r:embed="rId8" cstate="print"/>
+                    <a:srcRect/>
+                    <a:stretch>
+                      <a:fillRect/>
+                    </a:stretch>
+                  </pic:blipFill>
+                  <pic:spPr>
+                    <a:xfrm>
+                      <a:off x="0" y="0"/>
+                      <a:ext cx="5266055" cy="2559685"/>
+                    </a:xfrm>
+                    <a:prstGeom prst="rect">
+                      <a:avLst/>
+                    </a:prstGeom>
+                    <a:ln>
+                      <a:noFill/>
+                    </a:ln>
+                  </pic:spPr>
+                </pic:pic>
+              </a:graphicData>
+            </a:graphic>
+          </wp:inline>
+        </w:drawing>
+      </w:r>
+    </w:p>
+    <w:p>
+      <w:pPr>
+        <w:spacing w:after="200"/>
+        <w:jc w:val="center"/>
+        <w:rPr>
+          <w:color w:val="595959"/>
+          <w:sz w:val="18"/>
+        </w:rPr>
+      </w:pPr>
+      <w:r>
+        <w:rPr>
+          <w:color w:val="595959"/>
+          <w:sz w:val="18"/>
+        </w:rPr>
+        <w:t>图2 智能对话：会话消息、快速指令与工具执行调试面板</w:t>
+      </w:r>
+    </w:p>
+    <w:p>
+      <w:pPr>
+        <w:spacing w:after="200"/>
+        <w:jc w:val="center"/>
+        <w:rPr>
+          <w:color w:val="595959"/>
+          <w:sz w:val="18"/>
+        </w:rPr>
+      </w:pPr>
+      <w:r>
+        <w:drawing>
+          <wp:inline distT="0" distB="0" distL="114300" distR="114300">
+            <wp:extent cx="5268595" cy="2524125"/>
+            <wp:effectExtent l="0" t="0" r="4445" b="5715"/>
+            <wp:docPr id="1" name="图片 1"/>
+            <wp:cNvGraphicFramePr>
+              <a:graphicFrameLocks xmlns:a="http://schemas.openxmlformats.org/drawingml/2006/main" noChangeAspect="1"/>
+            </wp:cNvGraphicFramePr>
+            <a:graphic xmlns:a="http://schemas.openxmlformats.org/drawingml/2006/main">
+              <a:graphicData uri="http://schemas.openxmlformats.org/drawingml/2006/picture">
+                <pic:pic xmlns:pic="http://schemas.openxmlformats.org/drawingml/2006/picture">
+                  <pic:nvPicPr>
+                    <pic:cNvPr id="1" name="图片 1"/>
+                    <pic:cNvPicPr>
+                      <a:picLocks noChangeAspect="1"/>
+                    </pic:cNvPicPr>
+                  </pic:nvPicPr>
+                  <pic:blipFill>
+                    <a:blip r:embed="rId9"/>
+                    <a:stretch>
+                      <a:fillRect/>
+                    </a:stretch>
+                  </pic:blipFill>
+                  <pic:spPr>
+                    <a:xfrm>
+                      <a:off x="0" y="0"/>
+                      <a:ext cx="5268595" cy="2524125"/>
                     </a:xfrm>
                     <a:prstGeom prst="rect">
                       <a:avLst/>
@@ -810,75 +1024,49 @@
       <w:pPr>
         <w:spacing w:after="200"/>
         <w:jc w:val="center"/>
-      </w:pPr>
-      <w:r>
         <w:rPr>
           <w:color w:val="595959"/>
           <w:sz w:val="18"/>
         </w:rPr>
-        <w:t>图1 项目概览：设计链路、设计状态与待确认事项一屏展示</w:t>
-      </w:r>
-    </w:p>
-    <w:p>
-      <w:pPr>
-        <w:spacing w:after="40"/>
-        <w:jc w:val="center"/>
-      </w:pPr>
-      <w:r>
-        <w:drawing>
-          <wp:inline distT="0" distB="0" distL="114300" distR="114300">
-            <wp:extent cx="5266055" cy="2559685"/>
-            <wp:effectExtent l="0" t="0" r="6985" b="635"/>
-            <wp:docPr id="4" name="图片 2"/>
-            <wp:cNvGraphicFramePr>
-              <a:graphicFrameLocks xmlns:a="http://schemas.openxmlformats.org/drawingml/2006/main" noChangeAspect="1"/>
-            </wp:cNvGraphicFramePr>
-            <a:graphic xmlns:a="http://schemas.openxmlformats.org/drawingml/2006/main">
-              <a:graphicData uri="http://schemas.openxmlformats.org/drawingml/2006/picture">
-                <pic:pic xmlns:pic="http://schemas.openxmlformats.org/drawingml/2006/picture">
-                  <pic:nvPicPr>
-                    <pic:cNvPr id="4" name="图片 2"/>
-                    <pic:cNvPicPr>
-                      <a:picLocks noChangeAspect="1"/>
-                    </pic:cNvPicPr>
-                  </pic:nvPicPr>
-                  <pic:blipFill>
-                    <a:blip r:embed="rId8"/>
-                    <a:stretch>
-                      <a:fillRect/>
-                    </a:stretch>
-                  </pic:blipFill>
-                  <pic:spPr>
-                    <a:xfrm>
-                      <a:off x="0" y="0"/>
-                      <a:ext cx="5266055" cy="2559685"/>
-                    </a:xfrm>
-                    <a:prstGeom prst="rect">
-                      <a:avLst/>
-                    </a:prstGeom>
-                    <a:noFill/>
-                    <a:ln>
-                      <a:noFill/>
-                    </a:ln>
-                  </pic:spPr>
-                </pic:pic>
-              </a:graphicData>
-            </a:graphic>
-          </wp:inline>
-        </w:drawing>
-      </w:r>
-    </w:p>
-    <w:p>
-      <w:pPr>
-        <w:spacing w:after="200"/>
-        <w:jc w:val="center"/>
       </w:pPr>
       <w:r>
         <w:rPr>
           <w:color w:val="595959"/>
           <w:sz w:val="18"/>
         </w:rPr>
-        <w:t>图2 智能对话：会话消息、快速指令与工具执行调试面板</w:t>
+        <w:t>图</w:t>
+      </w:r>
+      <w:r>
+        <w:rPr>
+          <w:rFonts w:hint="eastAsia"/>
+          <w:color w:val="595959"/>
+          <w:sz w:val="18"/>
+          <w:lang w:val="en-US" w:eastAsia="zh-CN"/>
+        </w:rPr>
+        <w:t>3</w:t>
+      </w:r>
+      <w:r>
+        <w:rPr>
+          <w:color w:val="595959"/>
+          <w:sz w:val="18"/>
+        </w:rPr>
+        <w:t xml:space="preserve"> </w:t>
+      </w:r>
+      <w:r>
+        <w:rPr>
+          <w:rFonts w:hint="eastAsia"/>
+          <w:color w:val="595959"/>
+          <w:sz w:val="18"/>
+          <w:lang w:val="en-US" w:eastAsia="zh-CN"/>
+        </w:rPr>
+        <w:t>RAG资料入库</w:t>
+      </w:r>
+      <w:r>
+        <w:rPr>
+          <w:color w:val="595959"/>
+          <w:sz w:val="18"/>
+        </w:rPr>
+        <w:t>：会话消息、快速指令与工具执行调试面板</w:t>
       </w:r>
     </w:p>
     <w:p>
@@ -968,8 +1156,6 @@
         </w:rPr>
         <w:t>由于DIALux并无开放API，配光文件只能手动导入DIALux。</w:t>
       </w:r>
-      <w:bookmarkStart w:id="0" w:name="_GoBack"/>
-      <w:bookmarkEnd w:id="0"/>
     </w:p>
     <w:p>
       <w:pPr>
@@ -1016,7 +1202,26 @@
         <w:spacing w:after="40" w:line="276" w:lineRule="auto"/>
       </w:pPr>
       <w:r>
-        <w:t>继续打磨前端交互：重点优化对话与灯具选型体验，完善常用模板落单流程。</w:t>
+        <w:t>继续打磨前端交互：重点优化对话与灯具选型体验，完善常用模板落单流程</w:t>
+      </w:r>
+      <w:r>
+        <w:rPr>
+          <w:rFonts w:hint="eastAsia"/>
+          <w:lang w:eastAsia="zh-CN"/>
+        </w:rPr>
+        <w:t>，</w:t>
+      </w:r>
+      <w:r>
+        <w:rPr>
+          <w:rFonts w:hint="eastAsia"/>
+          <w:lang w:val="en-US" w:eastAsia="zh-CN"/>
+        </w:rPr>
+        <w:t>优化用户体验</w:t>
+      </w:r>
+      <w:bookmarkStart w:id="0" w:name="_GoBack"/>
+      <w:bookmarkEnd w:id="0"/>
+      <w:r>
+        <w:t>。</w:t>
       </w:r>
     </w:p>
     <w:p>
@@ -1129,9 +1334,9 @@
 <file path=word/numbering.xml><?xml version="1.0" encoding="utf-8"?>
 <w:numbering xmlns:wpc="http://schemas.microsoft.com/office/word/2010/wordprocessingCanvas" xmlns:mc="http://schemas.openxmlformats.org/markup-compatibility/2006" xmlns:o="urn:schemas-microsoft-com:office:office" xmlns:r="http://schemas.openxmlformats.org/officeDocument/2006/relationships" xmlns:m="http://schemas.openxmlformats.org/officeDocument/2006/math" xmlns:v="urn:schemas-microsoft-com:vml" xmlns:wp14="http://schemas.microsoft.com/office/word/2010/wordprocessingDrawing" xmlns:wp="http://schemas.openxmlformats.org/drawingml/2006/wordprocessingDrawing" xmlns:w10="urn:schemas-microsoft-com:office:word" xmlns:w="http://schemas.openxmlformats.org/wordprocessingml/2006/main" xmlns:w14="http://schemas.microsoft.com/office/word/2010/wordml" xmlns:wpg="http://schemas.microsoft.com/office/word/2010/wordprocessingGroup" xmlns:wpi="http://schemas.microsoft.com/office/word/2010/wordprocessingInk" xmlns:wne="http://schemas.microsoft.com/office/word/2006/wordml" xmlns:wps="http://schemas.microsoft.com/office/word/2010/wordprocessingShape" xmlns:wpsCustomData="http://www.wps.cn/officeDocument/2013/wpsCustomData" mc:Ignorable="w14 wp14">
   <w:abstractNum w:abstractNumId="0">
-    <w:nsid w:val="CF092B84"/>
+    <w:nsid w:val="00000000"/>
     <w:multiLevelType w:val="multilevel"/>
-    <w:tmpl w:val="CF092B84"/>
+    <w:tmpl w:val="00000000"/>
     <w:lvl w:ilvl="0" w:tentative="0">
       <w:start w:val="1"/>
       <w:numFmt w:val="bullet"/>
@@ -1215,9 +1420,9 @@
     </w:lvl>
   </w:abstractNum>
   <w:abstractNum w:abstractNumId="1">
-    <w:nsid w:val="0053208E"/>
+    <w:nsid w:val="00000001"/>
     <w:multiLevelType w:val="multilevel"/>
-    <w:tmpl w:val="0053208E"/>
+    <w:tmpl w:val="00000001"/>
     <w:lvl w:ilvl="0" w:tentative="0">
       <w:start w:val="1"/>
       <w:numFmt w:val="bullet"/>
@@ -1301,9 +1506,9 @@
     </w:lvl>
   </w:abstractNum>
   <w:abstractNum w:abstractNumId="2">
-    <w:nsid w:val="59ADCABA"/>
+    <w:nsid w:val="00000002"/>
     <w:multiLevelType w:val="multilevel"/>
-    <w:tmpl w:val="59ADCABA"/>
+    <w:tmpl w:val="00000002"/>
     <w:lvl w:ilvl="0" w:tentative="0">
       <w:start w:val="1"/>
       <w:numFmt w:val="bullet"/>
@@ -1474,7 +1679,7 @@
     <w:lsdException w:qFormat="1" w:unhideWhenUsed="0" w:uiPriority="0" w:semiHidden="0" w:name="Title"/>
     <w:lsdException w:unhideWhenUsed="0" w:uiPriority="0" w:semiHidden="0" w:name="Closing"/>
     <w:lsdException w:unhideWhenUsed="0" w:uiPriority="0" w:semiHidden="0" w:name="Signature"/>
-    <w:lsdException w:unhideWhenUsed="0" w:uiPriority="0" w:name="Default Paragraph Font"/>
+    <w:lsdException w:unhideWhenUsed="0" w:uiPriority="0" w:semiHidden="0" w:name="Default Paragraph Font"/>
     <w:lsdException w:unhideWhenUsed="0" w:uiPriority="0" w:semiHidden="0" w:name="Body Text"/>
     <w:lsdException w:unhideWhenUsed="0" w:uiPriority="0" w:semiHidden="0" w:name="Body Text Indent"/>
     <w:lsdException w:unhideWhenUsed="0" w:uiPriority="0" w:semiHidden="0" w:name="List Continue"/>
@@ -1512,7 +1717,7 @@
     <w:lsdException w:unhideWhenUsed="0" w:uiPriority="0" w:semiHidden="0" w:name="HTML Sample"/>
     <w:lsdException w:unhideWhenUsed="0" w:uiPriority="0" w:semiHidden="0" w:name="HTML Typewriter"/>
     <w:lsdException w:unhideWhenUsed="0" w:uiPriority="0" w:semiHidden="0" w:name="HTML Variable"/>
-    <w:lsdException w:unhideWhenUsed="0" w:uiPriority="0" w:name="Normal Table"/>
+    <w:lsdException w:unhideWhenUsed="0" w:uiPriority="0" w:semiHidden="0" w:name="Normal Table"/>
     <w:lsdException w:unhideWhenUsed="0" w:uiPriority="0" w:semiHidden="0" w:name="annotation subject"/>
     <w:lsdException w:unhideWhenUsed="0" w:uiPriority="0" w:semiHidden="0" w:name="Table Simple 1"/>
     <w:lsdException w:unhideWhenUsed="0" w:uiPriority="0" w:semiHidden="0" w:name="Table Simple 2"/>
@@ -1673,12 +1878,10 @@
   </w:style>
   <w:style w:type="character" w:default="1" w:styleId="3">
     <w:name w:val="Default Paragraph Font"/>
-    <w:semiHidden/>
     <w:uiPriority w:val="0"/>
   </w:style>
   <w:style w:type="table" w:default="1" w:styleId="2">
     <w:name w:val="Normal Table"/>
-    <w:semiHidden/>
     <w:uiPriority w:val="0"/>
     <w:tblPr>
       <w:tblCellMar>
@@ -1703,46 +1906,106 @@
         <a:sysClr val="window" lastClr="FFFFFF"/>
       </a:lt1>
       <a:dk2>
-        <a:srgbClr val="44546A"/>
+        <a:srgbClr val="1F497D"/>
       </a:dk2>
       <a:lt2>
-        <a:srgbClr val="E7E6E6"/>
+        <a:srgbClr val="EEECE1"/>
       </a:lt2>
       <a:accent1>
-        <a:srgbClr val="4472C4"/>
+        <a:srgbClr val="4F81BD"/>
       </a:accent1>
       <a:accent2>
-        <a:srgbClr val="ED7D31"/>
+        <a:srgbClr val="C0504D"/>
       </a:accent2>
       <a:accent3>
-        <a:srgbClr val="A5A5A5"/>
+        <a:srgbClr val="9BBB59"/>
       </a:accent3>
       <a:accent4>
-        <a:srgbClr val="FFC000"/>
+        <a:srgbClr val="8064A2"/>
       </a:accent4>
       <a:accent5>
-        <a:srgbClr val="5B9BD5"/>
+        <a:srgbClr val="4BACC6"/>
       </a:accent5>
       <a:accent6>
-        <a:srgbClr val="70AD47"/>
+        <a:srgbClr val="F79646"/>
       </a:accent6>
       <a:hlink>
-        <a:srgbClr val="0563C1"/>
+        <a:srgbClr val="0000FF"/>
       </a:hlink>
       <a:folHlink>
-        <a:srgbClr val="954F72"/>
+        <a:srgbClr val="800080"/>
       </a:folHlink>
     </a:clrScheme>
     <a:fontScheme name="Office">
       <a:majorFont>
-        <a:latin typeface="Calibri Light"/>
-        <a:ea typeface="等线"/>
+        <a:latin typeface="Cambria"/>
+        <a:ea typeface=""/>
         <a:cs typeface=""/>
+        <a:font script="Jpan" typeface="ＭＳ ゴシック"/>
+        <a:font script="Hang" typeface="맑은 고딕"/>
+        <a:font script="Hans" typeface="宋体"/>
+        <a:font script="Hant" typeface="新細明體"/>
+        <a:font script="Arab" typeface="Times New Roman"/>
+        <a:font script="Hebr" typeface="Times New Roman"/>
+        <a:font script="Thai" typeface="Angsana New"/>
+        <a:font script="Ethi" typeface="Nyala"/>
+        <a:font script="Beng" typeface="Vrinda"/>
+        <a:font script="Gujr" typeface="Shruti"/>
+        <a:font script="Khmr" typeface="MoolBoran"/>
+        <a:font script="Knda" typeface="Tunga"/>
+        <a:font script="Guru" typeface="Raavi"/>
+        <a:font script="Cans" typeface="Euphemia"/>
+        <a:font script="Cher" typeface="Plantagenet Cherokee"/>
+        <a:font script="Yiii" typeface="Microsoft Yi Baiti"/>
+        <a:font script="Tibt" typeface="Microsoft Himalaya"/>
+        <a:font script="Thaa" typeface="MV Boli"/>
+        <a:font script="Deva" typeface="Mangal"/>
+        <a:font script="Telu" typeface="Gautami"/>
+        <a:font script="Taml" typeface="Latha"/>
+        <a:font script="Syrc" typeface="Estrangelo Edessa"/>
+        <a:font script="Orya" typeface="Kalinga"/>
+        <a:font script="Mlym" typeface="Kartika"/>
+        <a:font script="Laoo" typeface="DokChampa"/>
+        <a:font script="Sinh" typeface="Iskoola Pota"/>
+        <a:font script="Mong" typeface="Mongolian Baiti"/>
+        <a:font script="Viet" typeface="Times New Roman"/>
+        <a:font script="Uigh" typeface="Microsoft Uighur"/>
+        <a:font script="Geor" typeface="Sylfaen"/>
       </a:majorFont>
       <a:minorFont>
         <a:latin typeface="Calibri"/>
-        <a:ea typeface="等线"/>
+        <a:ea typeface=""/>
         <a:cs typeface=""/>
+        <a:font script="Jpan" typeface="ＭＳ 明朝"/>
+        <a:font script="Hang" typeface="맑은 고딕"/>
+        <a:font script="Hans" typeface="宋体"/>
+        <a:font script="Hant" typeface="新細明體"/>
+        <a:font script="Arab" typeface="Arial"/>
+        <a:font script="Hebr" typeface="Arial"/>
+        <a:font script="Thai" typeface="Cordia New"/>
+        <a:font script="Ethi" typeface="Nyala"/>
+        <a:font script="Beng" typeface="Vrinda"/>
+        <a:font script="Gujr" typeface="Shruti"/>
+        <a:font script="Khmr" typeface="DaunPenh"/>
+        <a:font script="Knda" typeface="Tunga"/>
+        <a:font script="Guru" typeface="Raavi"/>
+        <a:font script="Cans" typeface="Euphemia"/>
+        <a:font script="Cher" typeface="Plantagenet Cherokee"/>
+        <a:font script="Yiii" typeface="Microsoft Yi Baiti"/>
+        <a:font script="Tibt" typeface="Microsoft Himalaya"/>
+        <a:font script="Thaa" typeface="MV Boli"/>
+        <a:font script="Deva" typeface="Mangal"/>
+        <a:font script="Telu" typeface="Gautami"/>
+        <a:font script="Taml" typeface="Latha"/>
+        <a:font script="Syrc" typeface="Estrangelo Edessa"/>
+        <a:font script="Orya" typeface="Kalinga"/>
+        <a:font script="Mlym" typeface="Kartika"/>
+        <a:font script="Laoo" typeface="DokChampa"/>
+        <a:font script="Sinh" typeface="Iskoola Pota"/>
+        <a:font script="Mong" typeface="Mongolian Baiti"/>
+        <a:font script="Viet" typeface="Arial"/>
+        <a:font script="Uigh" typeface="Microsoft Uighur"/>
+        <a:font script="Geor" typeface="Sylfaen"/>
       </a:minorFont>
     </a:fontScheme>
     <a:fmtScheme name="Office">
@@ -1750,51 +2013,165 @@
         <a:solidFill>
           <a:schemeClr val="phClr"/>
         </a:solidFill>
-        <a:solidFill>
-          <a:schemeClr val="phClr"/>
-        </a:solidFill>
-        <a:solidFill>
-          <a:schemeClr val="phClr"/>
-        </a:solidFill>
+        <a:gradFill rotWithShape="1">
+          <a:gsLst>
+            <a:gs pos="0">
+              <a:schemeClr val="phClr">
+                <a:tint val="50000"/>
+                <a:satMod val="300000"/>
+              </a:schemeClr>
+            </a:gs>
+            <a:gs pos="35000">
+              <a:schemeClr val="phClr">
+                <a:tint val="37000"/>
+                <a:satMod val="300000"/>
+              </a:schemeClr>
+            </a:gs>
+            <a:gs pos="100000">
+              <a:schemeClr val="phClr">
+                <a:tint val="15000"/>
+                <a:satMod val="350000"/>
+              </a:schemeClr>
+            </a:gs>
+          </a:gsLst>
+          <a:lin ang="16200000" scaled="1"/>
+        </a:gradFill>
+        <a:gradFill rotWithShape="1">
+          <a:gsLst>
+            <a:gs pos="0">
+              <a:schemeClr val="phClr">
+                <a:shade val="51000"/>
+                <a:satMod val="130000"/>
+              </a:schemeClr>
+            </a:gs>
+            <a:gs pos="80000">
+              <a:schemeClr val="phClr">
+                <a:shade val="93000"/>
+                <a:satMod val="130000"/>
+              </a:schemeClr>
+            </a:gs>
+            <a:gs pos="100000">
+              <a:schemeClr val="phClr">
+                <a:shade val="94000"/>
+                <a:satMod val="135000"/>
+              </a:schemeClr>
+            </a:gs>
+          </a:gsLst>
+          <a:lin ang="16200000" scaled="0"/>
+        </a:gradFill>
       </a:fillStyleLst>
       <a:lnStyleLst>
-        <a:ln w="6350" cap="flat">
+        <a:ln w="9525" cap="flat" cmpd="sng" algn="ctr">
+          <a:solidFill>
+            <a:schemeClr val="phClr">
+              <a:shade val="95000"/>
+              <a:satMod val="105000"/>
+            </a:schemeClr>
+          </a:solidFill>
+          <a:prstDash val="solid"/>
+        </a:ln>
+        <a:ln w="25400" cap="flat" cmpd="sng" algn="ctr">
           <a:solidFill>
             <a:schemeClr val="phClr"/>
           </a:solidFill>
+          <a:prstDash val="solid"/>
         </a:ln>
-        <a:ln w="12700" cap="flat">
+        <a:ln w="38100" cap="flat" cmpd="sng" algn="ctr">
           <a:solidFill>
             <a:schemeClr val="phClr"/>
           </a:solidFill>
-        </a:ln>
-        <a:ln w="19050" cap="flat">
-          <a:solidFill>
-            <a:schemeClr val="phClr"/>
-          </a:solidFill>
+          <a:prstDash val="solid"/>
         </a:ln>
       </a:lnStyleLst>
       <a:effectStyleLst>
         <a:effectStyle>
-          <a:effectLst/>
+          <a:effectLst>
+            <a:outerShdw blurRad="40000" dist="20000" dir="5400000" rotWithShape="0">
+              <a:srgbClr val="000000">
+                <a:alpha val="38000"/>
+              </a:srgbClr>
+            </a:outerShdw>
+          </a:effectLst>
         </a:effectStyle>
         <a:effectStyle>
-          <a:effectLst/>
+          <a:effectLst>
+            <a:outerShdw blurRad="40000" dist="23000" dir="5400000" rotWithShape="0">
+              <a:srgbClr val="000000">
+                <a:alpha val="35000"/>
+              </a:srgbClr>
+            </a:outerShdw>
+          </a:effectLst>
         </a:effectStyle>
         <a:effectStyle>
-          <a:effectLst/>
+          <a:effectLst>
+            <a:outerShdw blurRad="40000" dist="23000" dir="5400000" rotWithShape="0">
+              <a:srgbClr val="000000">
+                <a:alpha val="35000"/>
+              </a:srgbClr>
+            </a:outerShdw>
+          </a:effectLst>
+          <a:scene3d>
+            <a:camera prst="orthographicFront">
+              <a:rot lat="0" lon="0" rev="0"/>
+            </a:camera>
+            <a:lightRig rig="threePt" dir="t">
+              <a:rot lat="0" lon="0" rev="1200000"/>
+            </a:lightRig>
+          </a:scene3d>
+          <a:sp3d>
+            <a:bevelT w="63500" h="25400"/>
+          </a:sp3d>
         </a:effectStyle>
       </a:effectStyleLst>
       <a:bgFillStyleLst>
         <a:solidFill>
           <a:schemeClr val="phClr"/>
         </a:solidFill>
-        <a:solidFill>
-          <a:schemeClr val="phClr"/>
-        </a:solidFill>
-        <a:solidFill>
-          <a:schemeClr val="phClr"/>
-        </a:solidFill>
+        <a:gradFill rotWithShape="1">
+          <a:gsLst>
+            <a:gs pos="0">
+              <a:schemeClr val="phClr">
+                <a:tint val="40000"/>
+                <a:satMod val="350000"/>
+              </a:schemeClr>
+            </a:gs>
+            <a:gs pos="40000">
+              <a:schemeClr val="phClr">
+                <a:tint val="45000"/>
+                <a:shade val="99000"/>
+                <a:satMod val="350000"/>
+              </a:schemeClr>
+            </a:gs>
+            <a:gs pos="100000">
+              <a:schemeClr val="phClr">
+                <a:shade val="20000"/>
+                <a:satMod val="255000"/>
+              </a:schemeClr>
+            </a:gs>
+          </a:gsLst>
+          <a:path path="circle">
+            <a:fillToRect l="50000" t="-80000" r="50000" b="180000"/>
+          </a:path>
+        </a:gradFill>
+        <a:gradFill rotWithShape="1">
+          <a:gsLst>
+            <a:gs pos="0">
+              <a:schemeClr val="phClr">
+                <a:tint val="80000"/>
+                <a:satMod val="300000"/>
+              </a:schemeClr>
+            </a:gs>
+            <a:gs pos="100000">
+              <a:schemeClr val="phClr">
+                <a:shade val="30000"/>
+                <a:satMod val="200000"/>
+              </a:schemeClr>
+            </a:gs>
+          </a:gsLst>
+          <a:path path="circle">
+            <a:fillToRect l="50000" t="50000" r="50000" b="50000"/>
+          </a:path>
+        </a:gradFill>
       </a:bgFillStyleLst>
     </a:fmtScheme>
   </a:themeElements>

--- a/docs/周报/项目周报_2026年8月第3周.docx
+++ b/docs/周报/项目周报_2026年8月第3周.docx
@@ -250,8 +250,8 @@
         </w:tblCellMar>
       </w:tblPr>
       <w:tblGrid>
-        <w:gridCol w:w="1273"/>
-        <w:gridCol w:w="7053"/>
+        <w:gridCol w:w="1215"/>
+        <w:gridCol w:w="7111"/>
       </w:tblGrid>
       <w:tr>
         <w:tblPrEx>
@@ -385,11 +385,33 @@
             <w:tcW w:w="0" w:type="auto"/>
           </w:tcPr>
           <w:p>
+            <w:pPr>
+              <w:rPr>
+                <w:rFonts w:hint="default" w:eastAsia="微软雅黑"/>
+                <w:lang w:val="en-US" w:eastAsia="zh-CN"/>
+              </w:rPr>
+            </w:pPr>
             <w:r>
               <w:rPr>
                 <w:sz w:val="20"/>
               </w:rPr>
               <w:t>Chroma 向量检索（可切换 SQLite 关键词），.md/.txt/.docx/.pdf 语义检索，PDF 可对接 PaddleOCR，保留原文片段与定位信息</w:t>
+            </w:r>
+            <w:r>
+              <w:rPr>
+                <w:rFonts w:hint="eastAsia"/>
+                <w:sz w:val="20"/>
+                <w:lang w:eastAsia="zh-CN"/>
+              </w:rPr>
+              <w:t>；</w:t>
+            </w:r>
+            <w:r>
+              <w:rPr>
+                <w:rFonts w:hint="eastAsia"/>
+                <w:sz w:val="20"/>
+                <w:lang w:val="en-US" w:eastAsia="zh-CN"/>
+              </w:rPr>
+              <w:t>全局资料与项目资料分离。</w:t>
             </w:r>
           </w:p>
         </w:tc>
@@ -1071,6 +1093,160 @@
     </w:p>
     <w:p>
       <w:pPr>
+        <w:spacing w:after="200"/>
+        <w:jc w:val="center"/>
+      </w:pPr>
+      <w:r>
+        <w:drawing>
+          <wp:inline distT="0" distB="0" distL="114300" distR="114300">
+            <wp:extent cx="4751070" cy="2573020"/>
+            <wp:effectExtent l="0" t="0" r="3810" b="2540"/>
+            <wp:docPr id="2" name="图片 1"/>
+            <wp:cNvGraphicFramePr>
+              <a:graphicFrameLocks xmlns:a="http://schemas.openxmlformats.org/drawingml/2006/main" noChangeAspect="1"/>
+            </wp:cNvGraphicFramePr>
+            <a:graphic xmlns:a="http://schemas.openxmlformats.org/drawingml/2006/main">
+              <a:graphicData uri="http://schemas.openxmlformats.org/drawingml/2006/picture">
+                <pic:pic xmlns:pic="http://schemas.openxmlformats.org/drawingml/2006/picture">
+                  <pic:nvPicPr>
+                    <pic:cNvPr id="2" name="图片 1"/>
+                    <pic:cNvPicPr>
+                      <a:picLocks noChangeAspect="1"/>
+                    </pic:cNvPicPr>
+                  </pic:nvPicPr>
+                  <pic:blipFill>
+                    <a:blip r:embed="rId10"/>
+                    <a:stretch>
+                      <a:fillRect/>
+                    </a:stretch>
+                  </pic:blipFill>
+                  <pic:spPr>
+                    <a:xfrm>
+                      <a:off x="0" y="0"/>
+                      <a:ext cx="4751070" cy="2573020"/>
+                    </a:xfrm>
+                    <a:prstGeom prst="rect">
+                      <a:avLst/>
+                    </a:prstGeom>
+                    <a:noFill/>
+                    <a:ln>
+                      <a:noFill/>
+                    </a:ln>
+                  </pic:spPr>
+                </pic:pic>
+              </a:graphicData>
+            </a:graphic>
+          </wp:inline>
+        </w:drawing>
+      </w:r>
+    </w:p>
+    <w:p>
+      <w:pPr>
+        <w:spacing w:after="200"/>
+        <w:jc w:val="center"/>
+      </w:pPr>
+      <w:r>
+        <w:drawing>
+          <wp:inline distT="0" distB="0" distL="114300" distR="114300">
+            <wp:extent cx="4996180" cy="2927985"/>
+            <wp:effectExtent l="0" t="0" r="2540" b="13335"/>
+            <wp:docPr id="3" name="图片 2"/>
+            <wp:cNvGraphicFramePr>
+              <a:graphicFrameLocks xmlns:a="http://schemas.openxmlformats.org/drawingml/2006/main" noChangeAspect="1"/>
+            </wp:cNvGraphicFramePr>
+            <a:graphic xmlns:a="http://schemas.openxmlformats.org/drawingml/2006/main">
+              <a:graphicData uri="http://schemas.openxmlformats.org/drawingml/2006/picture">
+                <pic:pic xmlns:pic="http://schemas.openxmlformats.org/drawingml/2006/picture">
+                  <pic:nvPicPr>
+                    <pic:cNvPr id="3" name="图片 2"/>
+                    <pic:cNvPicPr>
+                      <a:picLocks noChangeAspect="1"/>
+                    </pic:cNvPicPr>
+                  </pic:nvPicPr>
+                  <pic:blipFill>
+                    <a:blip r:embed="rId11"/>
+                    <a:stretch>
+                      <a:fillRect/>
+                    </a:stretch>
+                  </pic:blipFill>
+                  <pic:spPr>
+                    <a:xfrm>
+                      <a:off x="0" y="0"/>
+                      <a:ext cx="4996180" cy="2927985"/>
+                    </a:xfrm>
+                    <a:prstGeom prst="rect">
+                      <a:avLst/>
+                    </a:prstGeom>
+                    <a:noFill/>
+                    <a:ln>
+                      <a:noFill/>
+                    </a:ln>
+                  </pic:spPr>
+                </pic:pic>
+              </a:graphicData>
+            </a:graphic>
+          </wp:inline>
+        </w:drawing>
+      </w:r>
+      <w:bookmarkStart w:id="0" w:name="_GoBack"/>
+      <w:bookmarkEnd w:id="0"/>
+    </w:p>
+    <w:p>
+      <w:pPr>
+        <w:spacing w:after="200"/>
+        <w:jc w:val="center"/>
+        <w:rPr>
+          <w:rFonts w:hint="default"/>
+          <w:color w:val="595959"/>
+          <w:sz w:val="18"/>
+          <w:lang w:val="en-US"/>
+        </w:rPr>
+      </w:pPr>
+      <w:r>
+        <w:rPr>
+          <w:color w:val="595959"/>
+          <w:sz w:val="18"/>
+        </w:rPr>
+        <w:t>图</w:t>
+      </w:r>
+      <w:r>
+        <w:rPr>
+          <w:rFonts w:hint="eastAsia"/>
+          <w:color w:val="595959"/>
+          <w:sz w:val="18"/>
+          <w:lang w:val="en-US" w:eastAsia="zh-CN"/>
+        </w:rPr>
+        <w:t>4</w:t>
+      </w:r>
+      <w:r>
+        <w:rPr>
+          <w:color w:val="595959"/>
+          <w:sz w:val="18"/>
+        </w:rPr>
+        <w:t xml:space="preserve"> </w:t>
+      </w:r>
+      <w:r>
+        <w:rPr>
+          <w:rFonts w:hint="eastAsia"/>
+          <w:color w:val="595959"/>
+          <w:sz w:val="18"/>
+          <w:lang w:val="en-US" w:eastAsia="zh-CN"/>
+        </w:rPr>
+        <w:t>项目完成后概览图</w:t>
+      </w:r>
+    </w:p>
+    <w:p>
+      <w:pPr>
+        <w:spacing w:after="200"/>
+        <w:jc w:val="center"/>
+        <w:rPr>
+          <w:color w:val="595959"/>
+          <w:sz w:val="18"/>
+        </w:rPr>
+      </w:pPr>
+    </w:p>
+    <w:p>
+      <w:pPr>
         <w:spacing w:before="200" w:after="80"/>
       </w:pPr>
       <w:r>
@@ -1218,8 +1394,6 @@
         </w:rPr>
         <w:t>优化用户体验</w:t>
       </w:r>
-      <w:bookmarkStart w:id="0" w:name="_GoBack"/>
-      <w:bookmarkEnd w:id="0"/>
       <w:r>
         <w:t>。</w:t>
       </w:r>
